--- a/eng/docx/28.content.docx
+++ b/eng/docx/28.content.docx
@@ -28,22 +28,6 @@
       </w:r>
     </w:p>
     <w:p>
-      <w:pPr>
-        <w:pStyle w:val="Heading2"/>
-      </w:pPr>
-      <w:r>
-        <w:rPr>
-          <w:lang w:val="en_US" w:bidi="en_US"/>
-        </w:rPr>
-        <w:t>License Information</w:t>
-      </w:r>
-      <w:r>
-        <w:rPr>
-          <w:lang w:val="en_US" w:bidi="en_US"/>
-        </w:rPr>
-      </w:r>
-    </w:p>
-    <w:p>
       <w:pPr/>
       <w:r>
         <w:rPr>
@@ -61,13 +45,7 @@
         <w:rPr>
           <w:lang w:val="en_US" w:bidi="en_US"/>
         </w:rPr>
-        <w:t xml:space="preserve"> is based on</w:t>
-      </w:r>
-      <w:r>
-        <w:rPr>
-          <w:lang w:val="en_US" w:bidi="en_US"/>
-        </w:rPr>
-        <w:t xml:space="preserve">: </w:t>
+        <w:t xml:space="preserve"> is based on: </w:t>
       </w:r>
       <w:r>
         <w:rPr>
@@ -205,19 +183,6 @@
         <w:rPr>
           <w:lang w:val="en_US" w:bidi="en_US"/>
         </w:rPr>
-      </w:r>
-    </w:p>
-    <w:p>
-      <w:pPr/>
-      <w:r>
-        <w:rPr>
-          <w:lang w:val="en_US" w:bidi="en_US"/>
-        </w:rPr>
-      </w:r>
-      <w:r>
-        <w:rPr>
-          <w:lang w:val="en_US" w:bidi="en_US"/>
-        </w:rPr>
         <w:t xml:space="preserve"> </w:t>
       </w:r>
       <w:r>
@@ -811,7 +776,7 @@
         <w:rPr>
           <w:lang w:val="en_US" w:bidi="en_US"/>
         </w:rPr>
-        <w:t xml:space="preserve"> If she does not stop, I will take her clothes off her and make her naked like she was when she was born. I will make her like the barren wilderness—dry and lifeless;I will make her like a woman dying from thirst in the desert.</w:t>
+        <w:t xml:space="preserve"> If she does not stop, I will take her clothes off her and make her naked like she was when she was born. I will make her like the barren wilderness—dry and lifeless; I will make her like a woman dying from thirst in the desert.</w:t>
       </w:r>
       <w:r>
         <w:rPr>
@@ -4245,7 +4210,7 @@
         <w:rPr>
           <w:lang w:val="en_US" w:bidi="en_US"/>
         </w:rPr>
-        <w:t xml:space="preserve"> They go this way and that, but never to me, God Most High. They are like a bow that cannot shoot. Their officers will be killed by their enemies’ swords;they will die because they have insulted me. This is why the people in Egypt will insult them.”</w:t>
+        <w:t xml:space="preserve"> They go this way and that, but never to me, God Most High. They are like a bow that cannot shoot. Their officers will be killed by their enemies’ swords; they will die because they have insulted me. This is why the people in Egypt will insult them.”</w:t>
       </w:r>
       <w:r>
         <w:rPr>
